--- a/sugiyama-minutes-automation/manual/定例議事録・課題リスト運用マニュアル.docx
+++ b/sugiyama-minutes-automation/manual/定例議事録・課題リスト運用マニュアル.docx
@@ -655,7 +655,7 @@
                 <w:sz w:val="18"/>
                 <w:szCs w:val="18"/>
               </w:rPr>
-              <w:t xml:space="preserve">議事録・議事録要約・未決事項一覧・次回用の課題リストを作って Box に格納し、WowTalk に通知する</w:t>
+              <w:t xml:space="preserve">議事録・議事録要約・未決事項一覧・次回用の課題リストを作って Box に格納し、宿題を ToDo リスト（Teams）に追加して、WowTalk に通知する</w:t>
             </w:r>
           </w:p>
         </w:tc>
@@ -833,7 +833,7 @@
                 <w:sz w:val="18"/>
                 <w:szCs w:val="18"/>
               </w:rPr>
-              <w:t xml:space="preserve">AI アシスタント（Lightblue）に、決定の経緯や未決事項、図面の状況を質問する</w:t>
+              <w:t xml:space="preserve">ToDo リスト（Teams）で自分の宿題を確認し、状態（未着手／対応中／完了）を更新する。AI アシスタント（Lightblue）に、決定の経緯や未決事項、図面の状況を質問する</w:t>
             </w:r>
           </w:p>
         </w:tc>
@@ -1567,7 +1567,7 @@
                 <w:sz w:val="18"/>
                 <w:szCs w:val="18"/>
               </w:rPr>
-              <w:t xml:space="preserve">（自動）文字起こしが置かれると Workato が動き、議題に結果を書き込んで「議事録」として会議フォルダに格納。議事録要約を作成。会議の種類ごとの未決事項一覧を更新。その日の最初の会議のあとに1回だけ、課題リストを OLD に移し、次回定例日の課題リスト（全部黒字）を作る。WowTalk に完了を通知</w:t>
+              <w:t xml:space="preserve">（自動）文字起こしが置かれると Workato が動き、議題に結果を書き込んで「議事録」として会議フォルダに格納。議事録要約を作成。会議の種類ごとの未決事項一覧を更新。その日の最初の会議のあとに1回だけ、課題リストを OLD に移し、次回定例日の課題リスト（全部黒字）を作る。宿題を ToDo リストに追加。WowTalk に完了を通知</w:t>
             </w:r>
           </w:p>
         </w:tc>
@@ -3819,6 +3819,95 @@
           </w:p>
         </w:tc>
       </w:tr>
+      <w:tr>
+        <w:tc>
+          <w:tcPr>
+            <w:tcW w:type="dxa" w:w="3469"/>
+            <w:tcBorders>
+              <w:top w:val="single" w:color="A6A6A6" w:sz="4"/>
+              <w:left w:val="single" w:color="A6A6A6" w:sz="4"/>
+              <w:bottom w:val="single" w:color="A6A6A6" w:sz="4"/>
+              <w:right w:val="single" w:color="A6A6A6" w:sz="4"/>
+            </w:tcBorders>
+            <w:tcMar>
+              <w:top w:type="dxa" w:w="60"/>
+              <w:left w:type="dxa" w:w="100"/>
+              <w:bottom w:type="dxa" w:w="60"/>
+              <w:right w:type="dxa" w:w="100"/>
+            </w:tcMar>
+          </w:tcPr>
+          <w:p>
+            <w:pPr>
+              <w:spacing w:after="0" w:line="260"/>
+            </w:pPr>
+            <w:r>
+              <w:rPr>
+                <w:sz w:val="18"/>
+                <w:szCs w:val="18"/>
+              </w:rPr>
+              <w:t xml:space="preserve">ToDo リストの行</w:t>
+            </w:r>
+          </w:p>
+        </w:tc>
+        <w:tc>
+          <w:tcPr>
+            <w:tcW w:type="dxa" w:w="1445"/>
+            <w:tcBorders>
+              <w:top w:val="single" w:color="A6A6A6" w:sz="4"/>
+              <w:left w:val="single" w:color="A6A6A6" w:sz="4"/>
+              <w:bottom w:val="single" w:color="A6A6A6" w:sz="4"/>
+              <w:right w:val="single" w:color="A6A6A6" w:sz="4"/>
+            </w:tcBorders>
+            <w:tcMar>
+              <w:top w:type="dxa" w:w="60"/>
+              <w:left w:type="dxa" w:w="100"/>
+              <w:bottom w:type="dxa" w:w="60"/>
+              <w:right w:type="dxa" w:w="100"/>
+            </w:tcMar>
+          </w:tcPr>
+          <w:p>
+            <w:pPr>
+              <w:spacing w:after="0" w:line="260"/>
+            </w:pPr>
+            <w:r>
+              <w:rPr>
+                <w:sz w:val="18"/>
+                <w:szCs w:val="18"/>
+              </w:rPr>
+              <w:t xml:space="preserve">Teams（椙山改修のチーム）の「リスト」</w:t>
+            </w:r>
+          </w:p>
+        </w:tc>
+        <w:tc>
+          <w:tcPr>
+            <w:tcW w:type="dxa" w:w="4724"/>
+            <w:tcBorders>
+              <w:top w:val="single" w:color="A6A6A6" w:sz="4"/>
+              <w:left w:val="single" w:color="A6A6A6" w:sz="4"/>
+              <w:bottom w:val="single" w:color="A6A6A6" w:sz="4"/>
+              <w:right w:val="single" w:color="A6A6A6" w:sz="4"/>
+            </w:tcBorders>
+            <w:tcMar>
+              <w:top w:type="dxa" w:w="60"/>
+              <w:left w:type="dxa" w:w="100"/>
+              <w:bottom w:type="dxa" w:w="60"/>
+              <w:right w:type="dxa" w:w="100"/>
+            </w:tcMar>
+          </w:tcPr>
+          <w:p>
+            <w:pPr>
+              <w:spacing w:after="0" w:line="260"/>
+            </w:pPr>
+            <w:r>
+              <w:rPr>
+                <w:sz w:val="18"/>
+                <w:szCs w:val="18"/>
+              </w:rPr>
+              <w:t xml:space="preserve">議事録の宿題を1件1行で追加（内容・担当・期限・会議・議題No・議事録へのリンク）。状態は「未着手」で追加され、担当者が更新する。議事録を作り直しても二重に登録されず、状態も上書きされない</w:t>
+            </w:r>
+          </w:p>
+        </w:tc>
+      </w:tr>
     </w:tbl>
     <w:p>
       <w:pPr>
@@ -4118,6 +4207,18 @@
                 <w:sz w:val="18"/>
                 <w:szCs w:val="18"/>
               </w:rPr>
+              <w:t xml:space="preserve">・ToDo リストに追加された宿題を確認し、足りないもの・違うものを直す</w:t>
+            </w:r>
+          </w:p>
+          <w:p>
+            <w:pPr>
+              <w:spacing w:after="0" w:line="260"/>
+            </w:pPr>
+            <w:r>
+              <w:rPr>
+                <w:sz w:val="18"/>
+                <w:szCs w:val="18"/>
+              </w:rPr>
               <w:t xml:space="preserve">・議事録要約の「課題リストの協議内容」を、902 の次回定例日の課題リストに赤字で追記する（運用ルール⑥）</w:t>
             </w:r>
           </w:p>
@@ -4370,7 +4471,67 @@
                 <w:sz w:val="18"/>
                 <w:szCs w:val="18"/>
               </w:rPr>
-              <w:t xml:space="preserve">課題リストの確認はこれまでどおり</w:t>
+              <w:t xml:space="preserve">課題リストの確認はこれまでどおり。ToDo リスト（Teams にゲストで参加）で自分の宿題を確認し、状態を更新する</w:t>
+            </w:r>
+          </w:p>
+        </w:tc>
+      </w:tr>
+      <w:tr>
+        <w:tc>
+          <w:tcPr>
+            <w:tcW w:type="dxa" w:w="2505"/>
+            <w:tcBorders>
+              <w:top w:val="single" w:color="A6A6A6" w:sz="4"/>
+              <w:left w:val="single" w:color="A6A6A6" w:sz="4"/>
+              <w:bottom w:val="single" w:color="A6A6A6" w:sz="4"/>
+              <w:right w:val="single" w:color="A6A6A6" w:sz="4"/>
+            </w:tcBorders>
+            <w:tcMar>
+              <w:top w:type="dxa" w:w="60"/>
+              <w:left w:type="dxa" w:w="100"/>
+              <w:bottom w:type="dxa" w:w="60"/>
+              <w:right w:type="dxa" w:w="100"/>
+            </w:tcMar>
+          </w:tcPr>
+          <w:p>
+            <w:pPr>
+              <w:spacing w:after="0" w:line="260"/>
+            </w:pPr>
+            <w:r>
+              <w:rPr>
+                <w:sz w:val="18"/>
+                <w:szCs w:val="18"/>
+              </w:rPr>
+              <w:t xml:space="preserve">宿題の担当者（全員）</w:t>
+            </w:r>
+          </w:p>
+        </w:tc>
+        <w:tc>
+          <w:tcPr>
+            <w:tcW w:type="dxa" w:w="7133"/>
+            <w:tcBorders>
+              <w:top w:val="single" w:color="A6A6A6" w:sz="4"/>
+              <w:left w:val="single" w:color="A6A6A6" w:sz="4"/>
+              <w:bottom w:val="single" w:color="A6A6A6" w:sz="4"/>
+              <w:right w:val="single" w:color="A6A6A6" w:sz="4"/>
+            </w:tcBorders>
+            <w:tcMar>
+              <w:top w:type="dxa" w:w="60"/>
+              <w:left w:type="dxa" w:w="100"/>
+              <w:bottom w:type="dxa" w:w="60"/>
+              <w:right w:type="dxa" w:w="100"/>
+            </w:tcMar>
+          </w:tcPr>
+          <w:p>
+            <w:pPr>
+              <w:spacing w:after="0" w:line="260"/>
+            </w:pPr>
+            <w:r>
+              <w:rPr>
+                <w:sz w:val="18"/>
+                <w:szCs w:val="18"/>
+              </w:rPr>
+              <w:t xml:space="preserve">ToDo リストで自分の宿題を確認し、状態（未着手／対応中／完了）を更新する</w:t>
             </w:r>
           </w:p>
         </w:tc>
@@ -6512,7 +6673,7 @@
                 <w:sz w:val="18"/>
                 <w:szCs w:val="18"/>
               </w:rPr>
-              <w:t xml:space="preserve">Excel に書き込むための作業場所（椙山改修の Teams のサイト）</w:t>
+              <w:t xml:space="preserve">Excel に書き込むための作業場所（椙山改修の Teams のサイト）。ToDo リストへの追加</w:t>
             </w:r>
           </w:p>
         </w:tc>
@@ -6661,7 +6822,7 @@
                 <w:sz w:val="18"/>
                 <w:szCs w:val="18"/>
               </w:rPr>
-              <w:t xml:space="preserve">p1a・p1b・p2〜p6（レシピの中）</w:t>
+              <w:t xml:space="preserve">p1a・p1b・p2〜p7（レシピの中）</w:t>
             </w:r>
           </w:p>
         </w:tc>
@@ -6690,7 +6851,7 @@
                 <w:sz w:val="18"/>
                 <w:szCs w:val="18"/>
               </w:rPr>
-              <w:t xml:space="preserve">会議フォルダ・議題・課題リストの特定と読み取り、文字起こしの整形、Excel に書き込む位置の計算、次回用の課題リストを作るかの判断</w:t>
+              <w:t xml:space="preserve">会議フォルダ・議題・課題リストの特定と読み取り、文字起こしの整形、Excel に書き込む位置の計算、次回用の課題リストを作るかの判断、ToDo の作成</w:t>
             </w:r>
           </w:p>
         </w:tc>
@@ -6989,6 +7150,19 @@
       </w:pPr>
       <w:r>
         <w:t xml:space="preserve">SharePoint コネクションで Excel の読み書き（Microsoft Graph の workbook API）ができるかを確認する（図面リストへの書き込みと同じ方法。できなければ窓口に相談する）</w:t>
+      </w:r>
+    </w:p>
+    <w:p>
+      <w:pPr>
+        <w:pStyle w:val="ListParagraph"/>
+        <w:numPr>
+          <w:ilvl w:val="0"/>
+          <w:numId w:val="5"/>
+        </w:numPr>
+        <w:spacing w:after="60" w:line="280"/>
+      </w:pPr>
+      <w:r>
+        <w:t xml:space="preserve">椙山改修の Teams の ToDo リストに、列（担当・期限・状態・会議・議題No・議事録・キー）を作る。状態は「未着手／対応中／完了」の選択肢にする</w:t>
       </w:r>
     </w:p>
     <w:p>

--- a/sugiyama-minutes-automation/manual/定例議事録・課題リスト運用マニュアル.docx
+++ b/sugiyama-minutes-automation/manual/定例議事録・課題リスト運用マニュアル.docx
@@ -477,7 +477,7 @@
                 <w:sz w:val="18"/>
                 <w:szCs w:val="18"/>
               </w:rPr>
-              <w:t xml:space="preserve">小山が作った Teams の会議で開く。文字起こしが始まっているかを確かめ、途中で止めない。名乗ったり番号で呼んだりしなくてよい</w:t>
+              <w:t xml:space="preserve">小山が作った Teams の会議で開く。文字起こしが始まっているかを確かめ、途中で止めない（1つの Teams 会議で定例会議と分科会などを続けて開くときだけ、切り替えのときに止めてすぐ開始し直す）。名乗ったり番号で呼んだりしなくてよい</w:t>
             </w:r>
           </w:p>
         </w:tc>
@@ -3042,6 +3042,96 @@
         <w:pStyle w:val="Heading2"/>
       </w:pPr>
       <w:r>
+        <w:t xml:space="preserve">1つの Teams 会議で2つの会議を続けて開くとき</w:t>
+      </w:r>
+    </w:p>
+    <w:p>
+      <w:pPr>
+        <w:spacing w:after="100" w:line="300"/>
+      </w:pPr>
+      <w:r>
+        <w:t xml:space="preserve">定例会議のあとに分科会を開くなど、Teams の会議を分けられずに続けて開くときは、次のようにします。</w:t>
+      </w:r>
+    </w:p>
+    <w:p>
+      <w:pPr>
+        <w:pStyle w:val="ListParagraph"/>
+        <w:numPr>
+          <w:ilvl w:val="0"/>
+          <w:numId w:val="4"/>
+        </w:numPr>
+        <w:spacing w:after="60" w:line="280"/>
+      </w:pPr>
+      <w:r>
+        <w:t xml:space="preserve">Teams の会議の件名には、</w:t>
+      </w:r>
+      <w:r>
+        <w:rPr>
+          <w:b/>
+          <w:bCs/>
+        </w:rPr>
+        <w:t xml:space="preserve">開く順に</w:t>
+      </w:r>
+      <w:r>
+        <w:t xml:space="preserve">会議の種類を書く（例：「椙山 定例会議・分科会」）。</w:t>
+      </w:r>
+    </w:p>
+    <w:p>
+      <w:pPr>
+        <w:pStyle w:val="ListParagraph"/>
+        <w:numPr>
+          <w:ilvl w:val="0"/>
+          <w:numId w:val="4"/>
+        </w:numPr>
+        <w:spacing w:after="60" w:line="280"/>
+      </w:pPr>
+      <w:r>
+        <w:t xml:space="preserve">1つ目の会議が終わったら、</w:t>
+      </w:r>
+      <w:r>
+        <w:rPr>
+          <w:b/>
+          <w:bCs/>
+        </w:rPr>
+        <w:t xml:space="preserve">「文字起こしを停止」を押し、すぐに「文字起こしを開始」を押す</w:t>
+      </w:r>
+      <w:r>
+        <w:t xml:space="preserve">。文字起こしが会議ごとに分かれる（止めている間の発言は残らないので、すぐ開始し直す）。</w:t>
+      </w:r>
+    </w:p>
+    <w:p>
+      <w:pPr>
+        <w:pStyle w:val="ListParagraph"/>
+        <w:numPr>
+          <w:ilvl w:val="0"/>
+          <w:numId w:val="4"/>
+        </w:numPr>
+        <w:spacing w:after="60" w:line="280"/>
+      </w:pPr>
+      <w:r>
+        <w:t xml:space="preserve">会議後、1つ目の文字起こしを1つ目の会議の受付に、2つ目の文字起こしを2つ目の会議の受付に置く（例：①を 00_受付_定例会議、②を 00_受付_分科会）。会議フォルダも、会議ごとに分けて作っておく。</w:t>
+      </w:r>
+    </w:p>
+    <w:p>
+      <w:pPr>
+        <w:pBdr>
+          <w:left w:val="single" w:color="2E74B5" w:sz="18" w:space="8"/>
+        </w:pBdr>
+        <w:spacing w:after="100" w:line="280"/>
+        <w:ind w:left="200"/>
+      </w:pPr>
+      <w:r>
+        <w:rPr>
+          <w:color w:val="595959"/>
+        </w:rPr>
+        <w:t xml:space="preserve">切り替えのときに止め忘れて文字起こしが1つのままになったときは、同じ文字起こしを両方の受付に置いてください。AI は、それぞれの会議の議題に関係する部分だけで議事録を作ります。どちらの会議の話か判断できないものには「※要確認：会議の対応」と付くので、確認のときに直してください。</w:t>
+      </w:r>
+    </w:p>
+    <w:p>
+      <w:pPr>
+        <w:pStyle w:val="Heading2"/>
+      </w:pPr>
+      <w:r>
         <w:t xml:space="preserve">会議中の話し方</w:t>
       </w:r>
     </w:p>
@@ -3128,7 +3218,7 @@
         <w:pStyle w:val="ListParagraph"/>
         <w:numPr>
           <w:ilvl w:val="0"/>
-          <w:numId w:val="4"/>
+          <w:numId w:val="5"/>
         </w:numPr>
         <w:spacing w:after="60" w:line="280"/>
       </w:pPr>
@@ -3141,7 +3231,7 @@
         <w:pStyle w:val="ListParagraph"/>
         <w:numPr>
           <w:ilvl w:val="0"/>
-          <w:numId w:val="4"/>
+          <w:numId w:val="5"/>
         </w:numPr>
         <w:spacing w:after="60" w:line="280"/>
       </w:pPr>
@@ -3164,7 +3254,7 @@
         <w:pStyle w:val="ListParagraph"/>
         <w:numPr>
           <w:ilvl w:val="0"/>
-          <w:numId w:val="4"/>
+          <w:numId w:val="5"/>
         </w:numPr>
         <w:spacing w:after="60" w:line="280"/>
       </w:pPr>
@@ -3179,7 +3269,7 @@
         <w:t xml:space="preserve">00_受付_{会議の種類}</w:t>
       </w:r>
       <w:r>
-        <w:t xml:space="preserve">」（その会議の種類の受付）にアップロードする。ファイル名は変えなくてよい。文字起こしが複数に分かれているときは、全部を置く（時刻の順につなげて1つの議事録にします）。</w:t>
+        <w:t xml:space="preserve">」（その会議の種類の受付）にアップロードする。ファイル名は変えなくてよい。1つの Teams 会議で2つの会議を続けて開いたときは、上の「1つの Teams 会議で2つの会議を続けて開くとき」のとおりに置き分ける。文字起こしが複数に分かれているときは、全部を置く（時刻の順につなげて1つの議事録にします）。</w:t>
       </w:r>
     </w:p>
     <w:p>
@@ -3940,7 +4030,7 @@
         <w:rPr>
           <w:color w:val="595959"/>
         </w:rPr>
-        <w:t xml:space="preserve">です。社外に出す前に、必ず金子主任が確認してください。聞き取れなかった箇所、どの議題の話か判断できなかった箇所、発言者が分からない承認・指示には、「※要確認：◯◯」と書かれます。</w:t>
+        <w:t xml:space="preserve">です。社外に出す前に、必ず金子主任が確認してください。聞き取れなかった箇所、どの議題の話か判断できなかった箇所、どちらの会議の話か判断できなかった箇所、発言者が分からない承認・指示には、「※要確認：◯◯」と書かれます。</w:t>
       </w:r>
     </w:p>
     <w:p>
@@ -4303,7 +4393,7 @@
                 <w:sz w:val="18"/>
                 <w:szCs w:val="18"/>
               </w:rPr>
-              <w:t xml:space="preserve">・Teams の会議を作り（件名に「椙山」と会議の種類）、出席者を招待する</w:t>
+              <w:t xml:space="preserve">・Teams の会議を作り（件名に「椙山」と会議の種類。2つの会議を続けて開くときは開く順に書く）、出席者を招待する</w:t>
             </w:r>
           </w:p>
           <w:p>
@@ -7118,7 +7208,7 @@
         <w:pStyle w:val="ListParagraph"/>
         <w:numPr>
           <w:ilvl w:val="0"/>
-          <w:numId w:val="5"/>
+          <w:numId w:val="6"/>
         </w:numPr>
         <w:spacing w:after="60" w:line="280"/>
       </w:pPr>
@@ -7131,7 +7221,7 @@
         <w:pStyle w:val="ListParagraph"/>
         <w:numPr>
           <w:ilvl w:val="0"/>
-          <w:numId w:val="5"/>
+          <w:numId w:val="6"/>
         </w:numPr>
         <w:spacing w:after="60" w:line="280"/>
       </w:pPr>
@@ -7144,7 +7234,7 @@
         <w:pStyle w:val="ListParagraph"/>
         <w:numPr>
           <w:ilvl w:val="0"/>
-          <w:numId w:val="5"/>
+          <w:numId w:val="6"/>
         </w:numPr>
         <w:spacing w:after="60" w:line="280"/>
       </w:pPr>
@@ -7157,7 +7247,7 @@
         <w:pStyle w:val="ListParagraph"/>
         <w:numPr>
           <w:ilvl w:val="0"/>
-          <w:numId w:val="5"/>
+          <w:numId w:val="6"/>
         </w:numPr>
         <w:spacing w:after="60" w:line="280"/>
       </w:pPr>
@@ -7170,7 +7260,7 @@
         <w:pStyle w:val="ListParagraph"/>
         <w:numPr>
           <w:ilvl w:val="0"/>
-          <w:numId w:val="5"/>
+          <w:numId w:val="6"/>
         </w:numPr>
         <w:spacing w:after="60" w:line="280"/>
       </w:pPr>
@@ -7183,7 +7273,7 @@
         <w:pStyle w:val="ListParagraph"/>
         <w:numPr>
           <w:ilvl w:val="0"/>
-          <w:numId w:val="5"/>
+          <w:numId w:val="6"/>
         </w:numPr>
         <w:spacing w:after="60" w:line="280"/>
       </w:pPr>
@@ -8109,6 +8199,18 @@
       </w:pPr>
     </w:lvl>
   </w:abstractNum>
+  <w:abstractNum w:abstractNumId="6" w15:restartNumberingAfterBreak="0">
+    <w:multiLevelType w:val="hybridMultilevel"/>
+    <w:lvl w:ilvl="0" w15:tentative="1">
+      <w:start w:val="1"/>
+      <w:numFmt w:val="decimal"/>
+      <w:lvlText w:val="%1."/>
+      <w:lvlJc w:val="left"/>
+      <w:pPr>
+        <w:ind w:left="400" w:hanging="280"/>
+      </w:pPr>
+    </w:lvl>
+  </w:abstractNum>
   <w:num w:numId="1">
     <w:abstractNumId w:val="1"/>
     <w:lvlOverride w:ilvl="0">
@@ -8122,7 +8224,7 @@
     </w:lvlOverride>
   </w:num>
   <w:num w:numId="3">
-    <w:abstractNumId w:val="4"/>
+    <w:abstractNumId w:val="5"/>
     <w:lvlOverride w:ilvl="0">
       <w:startOverride w:val="1"/>
     </w:lvlOverride>
@@ -8134,7 +8236,13 @@
     </w:lvlOverride>
   </w:num>
   <w:num w:numId="5">
-    <w:abstractNumId w:val="5"/>
+    <w:abstractNumId w:val="4"/>
+    <w:lvlOverride w:ilvl="0">
+      <w:startOverride w:val="1"/>
+    </w:lvlOverride>
+  </w:num>
+  <w:num w:numId="6">
+    <w:abstractNumId w:val="6"/>
     <w:lvlOverride w:ilvl="0">
       <w:startOverride w:val="1"/>
     </w:lvlOverride>
